--- a/content/templates/common-paper-ai-addendum/template.docx
+++ b/content/templates/common-paper-ai-addendum/template.docx
@@ -2294,6 +2294,9 @@
                 <w:rtl w:val="0"/>
               </w:rPr>
             </w:r>
+            <w:r>
+              <w:t>{provider_signatory_name}</w:t>
+            </w:r>
           </w:p>
         </w:tc>
         <w:tc>
@@ -2349,6 +2352,9 @@
               <w:rPr>
                 <w:rtl w:val="0"/>
               </w:rPr>
+            </w:r>
+            <w:r>
+              <w:t>{customer_signatory_name}</w:t>
             </w:r>
           </w:p>
         </w:tc>
@@ -2417,6 +2423,9 @@
                 <w:rtl w:val="0"/>
               </w:rPr>
             </w:r>
+            <w:r>
+              <w:t>{provider_signatory_title_display}</w:t>
+            </w:r>
           </w:p>
         </w:tc>
         <w:tc>
@@ -2472,6 +2481,9 @@
               <w:rPr>
                 <w:rtl w:val="0"/>
               </w:rPr>
+            </w:r>
+            <w:r>
+              <w:t>{customer_signatory_title_display}</w:t>
             </w:r>
           </w:p>
         </w:tc>
@@ -2566,6 +2578,9 @@
                 <w:rtl w:val="0"/>
               </w:rPr>
             </w:r>
+            <w:r>
+              <w:t>{provider_signatory_email}</w:t>
+            </w:r>
           </w:p>
         </w:tc>
         <w:tc>
@@ -2621,6 +2636,9 @@
               <w:rPr>
                 <w:rtl w:val="0"/>
               </w:rPr>
+            </w:r>
+            <w:r>
+              <w:t>{customer_signatory_email}</w:t>
             </w:r>
           </w:p>
         </w:tc>
